--- a/reports/student2/Entregable4/D04-Informe_de_Anlisis_Individual-estudiante2.docx
+++ b/reports/student2/Entregable4/D04-Informe_de_Anlisis_Individual-estudiante2.docx
@@ -1474,6 +1474,32 @@
               </w:rPr>
               <w:t>reación del documento de análisis individual</w:t>
             </w:r>
+            <w:r>
+              <w:rPr>
+                <w:rFonts w:ascii="Arial Narrow" w:eastAsia="Arial Narrow" w:hAnsi="Arial Narrow" w:cs="Arial Narrow"/>
+                <w:sz w:val="24"/>
+                <w:szCs w:val="24"/>
+              </w:rPr>
+              <w:t xml:space="preserve"> para la revisión del </w:t>
+            </w:r>
+            <w:proofErr w:type="spellStart"/>
+            <w:r>
+              <w:rPr>
+                <w:rFonts w:ascii="Arial Narrow" w:eastAsia="Arial Narrow" w:hAnsi="Arial Narrow" w:cs="Arial Narrow"/>
+                <w:sz w:val="24"/>
+                <w:szCs w:val="24"/>
+              </w:rPr>
+              <w:t>hotfix</w:t>
+            </w:r>
+            <w:proofErr w:type="spellEnd"/>
+            <w:r>
+              <w:rPr>
+                <w:rFonts w:ascii="Arial Narrow" w:eastAsia="Arial Narrow" w:hAnsi="Arial Narrow" w:cs="Arial Narrow"/>
+                <w:sz w:val="24"/>
+                <w:szCs w:val="24"/>
+              </w:rPr>
+              <w:t xml:space="preserve"> en producción</w:t>
+            </w:r>
           </w:p>
         </w:tc>
       </w:tr>
@@ -1614,15 +1640,32 @@
       </w:r>
       <w:proofErr w:type="spellEnd"/>
       <w:r>
-        <w:t xml:space="preserve"> log". Dado que estos métodos estaban claramente definidos y bien explicados, no fue necesario un análisis detallado para esta entrega. Se llevó a cabo la metodología de </w:t>
+        <w:t xml:space="preserve"> log". </w:t>
+      </w:r>
+      <w:r>
+        <w:t xml:space="preserve">Teniendo en cuenta los problemas que ha habido en producción se han refactorizado todos los </w:t>
       </w:r>
       <w:proofErr w:type="spellStart"/>
       <w:r>
-        <w:t>testing</w:t>
+        <w:t>tests</w:t>
       </w:r>
       <w:proofErr w:type="spellEnd"/>
       <w:r>
-        <w:t xml:space="preserve"> explicada en clase sin ningún inconveniente durante el proceso.</w:t>
+        <w:t xml:space="preserve">, para incluir mas </w:t>
+      </w:r>
+      <w:proofErr w:type="spellStart"/>
+      <w:r>
+        <w:t>suits</w:t>
+      </w:r>
+      <w:proofErr w:type="spellEnd"/>
+      <w:r>
+        <w:t xml:space="preserve"> de pruebas no solo para probar los errores que ha indicado el cliente si no asegurarse de probar </w:t>
+      </w:r>
+      <w:r>
+        <w:t>más</w:t>
+      </w:r>
+      <w:r>
+        <w:t xml:space="preserve"> allá para que en esta puesta en producción no haya problemas.</w:t>
       </w:r>
     </w:p>
     <w:p/>
@@ -1677,15 +1720,18 @@
         <w:t xml:space="preserve"> log,</w:t>
       </w:r>
       <w:r>
-        <w:t xml:space="preserve"> como dichos métodos quedan explícitos y bien explicados, no se ha requerido de un análisis detallado para esta entrega y se ha procedido a realizar la metodología de </w:t>
+        <w:t xml:space="preserve"> </w:t>
+      </w:r>
+      <w:r>
+        <w:t xml:space="preserve">se ha puesto especial énfasis en los errores detectados en la primera puesta en producción, estos son asegurarse de solo los contratos y </w:t>
       </w:r>
       <w:proofErr w:type="spellStart"/>
       <w:r>
-        <w:t>testing</w:t>
+        <w:t>progress</w:t>
       </w:r>
       <w:proofErr w:type="spellEnd"/>
       <w:r>
-        <w:t xml:space="preserve"> explicada en clase sin ningún inconveniente durante su proceso.</w:t>
+        <w:t xml:space="preserve"> log son manipulados por el cliente que los creo.</w:t>
       </w:r>
     </w:p>
     <w:p>
@@ -1724,34 +1770,20 @@
     </w:p>
     <w:p>
       <w:r>
-        <w:t>Este último entregable incluye las pruebas de las entidades de "</w:t>
+        <w:t xml:space="preserve">Gracias ha que ya ha habido una primera vez en el intento de puesta en producción, el flujo de trabajo ha sido mas fluido sin tantos inconvenientes lo que su vez ha llevado a poder trabajar mas detalladamente en los </w:t>
       </w:r>
       <w:proofErr w:type="spellStart"/>
       <w:r>
-        <w:t>contract</w:t>
+        <w:t>corners</w:t>
       </w:r>
       <w:proofErr w:type="spellEnd"/>
       <w:r>
-        <w:t>" y "</w:t>
-      </w:r>
-      <w:proofErr w:type="spellStart"/>
-      <w:r>
-        <w:t>progress</w:t>
-      </w:r>
-      <w:proofErr w:type="spellEnd"/>
-      <w:r>
-        <w:t xml:space="preserve">". No se ha requerido un análisis previo, ya que los requisitos eran explícitos. Se han realizado los </w:t>
-      </w:r>
-      <w:proofErr w:type="spellStart"/>
-      <w:r>
-        <w:t>tests</w:t>
-      </w:r>
-      <w:proofErr w:type="spellEnd"/>
-      <w:r>
-        <w:t xml:space="preserve"> siguiendo la metodología explicada en clase.</w:t>
-      </w:r>
-    </w:p>
-    <w:p/>
+        <w:t xml:space="preserve"> cases, para poner al limite la aplicación</w:t>
+      </w:r>
+      <w:r>
+        <w:t>.</w:t>
+      </w:r>
+    </w:p>
     <w:p/>
     <w:p/>
     <w:p/>
